--- a/wwwroot/MauDKCOt/GIAY_DK_COT_Full.docx
+++ b/wwwroot/MauDKCOt/GIAY_DK_COT_Full.docx
@@ -1,6 +1,6 @@
 
 <file path=word/document.xml><?xml version="1.0" encoding="utf-8"?>
-<w:document xmlns:wpc="http://schemas.microsoft.com/office/word/2010/wordprocessingCanvas" xmlns:cx="http://schemas.microsoft.com/office/drawing/2014/chartex" xmlns:cx1="http://schemas.microsoft.com/office/drawing/2015/9/8/chartex" xmlns:cx2="http://schemas.microsoft.com/office/drawing/2015/10/21/chartex" xmlns:cx3="http://schemas.microsoft.com/office/drawing/2016/5/9/chartex" xmlns:cx4="http://schemas.microsoft.com/office/drawing/2016/5/10/chartex" xmlns:cx5="http://schemas.microsoft.com/office/drawing/2016/5/11/chartex" xmlns:cx6="http://schemas.microsoft.com/office/drawing/2016/5/12/chartex" xmlns:cx7="http://schemas.microsoft.com/office/drawing/2016/5/13/chartex" xmlns:cx8="http://schemas.microsoft.com/office/drawing/2016/5/14/chartex" xmlns:mc="http://schemas.openxmlformats.org/markup-compatibility/2006" xmlns:aink="http://schemas.microsoft.com/office/drawing/2016/ink" xmlns:am3d="http://schemas.microsoft.com/office/drawing/2017/model3d" xmlns:o="urn:schemas-microsoft-com:office:office" xmlns:r="http://schemas.openxmlformats.org/officeDocument/2006/relationships" xmlns:m="http://schemas.openxmlformats.org/officeDocument/2006/math" xmlns:v="urn:schemas-microsoft-com:vml" xmlns:wp14="http://schemas.microsoft.com/office/word/2010/wordprocessingDrawing" xmlns:wp="http://schemas.openxmlformats.org/drawingml/2006/wordprocessingDrawing" xmlns:w10="urn:schemas-microsoft-com:office:word" xmlns:w="http://schemas.openxmlformats.org/wordprocessingml/2006/main" xmlns:w14="http://schemas.microsoft.com/office/word/2010/wordml" xmlns:w15="http://schemas.microsoft.com/office/word/2012/wordml" xmlns:w16cex="http://schemas.microsoft.com/office/word/2018/wordml/cex" xmlns:w16cid="http://schemas.microsoft.com/office/word/2016/wordml/cid" xmlns:w16="http://schemas.microsoft.com/office/word/2018/wordml" xmlns:w16sdtdh="http://schemas.microsoft.com/office/word/2020/wordml/sdtdatahash" xmlns:w16se="http://schemas.microsoft.com/office/word/2015/wordml/symex" xmlns:wpg="http://schemas.microsoft.com/office/word/2010/wordprocessingGroup" xmlns:wpi="http://schemas.microsoft.com/office/word/2010/wordprocessingInk" xmlns:wne="http://schemas.microsoft.com/office/word/2006/wordml" xmlns:wps="http://schemas.microsoft.com/office/word/2010/wordprocessingShape" mc:Ignorable="w14 w15 w16se w16cid w16 w16cex w16sdtdh wp14">
+<w:document xmlns:wpc="http://schemas.microsoft.com/office/word/2010/wordprocessingCanvas" xmlns:cx="http://schemas.microsoft.com/office/drawing/2014/chartex" xmlns:cx1="http://schemas.microsoft.com/office/drawing/2015/9/8/chartex" xmlns:cx2="http://schemas.microsoft.com/office/drawing/2015/10/21/chartex" xmlns:cx3="http://schemas.microsoft.com/office/drawing/2016/5/9/chartex" xmlns:cx4="http://schemas.microsoft.com/office/drawing/2016/5/10/chartex" xmlns:cx5="http://schemas.microsoft.com/office/drawing/2016/5/11/chartex" xmlns:cx6="http://schemas.microsoft.com/office/drawing/2016/5/12/chartex" xmlns:cx7="http://schemas.microsoft.com/office/drawing/2016/5/13/chartex" xmlns:cx8="http://schemas.microsoft.com/office/drawing/2016/5/14/chartex" xmlns:mc="http://schemas.openxmlformats.org/markup-compatibility/2006" xmlns:aink="http://schemas.microsoft.com/office/drawing/2016/ink" xmlns:am3d="http://schemas.microsoft.com/office/drawing/2017/model3d" xmlns:o="urn:schemas-microsoft-com:office:office" xmlns:oel="http://schemas.microsoft.com/office/2019/extlst" xmlns:r="http://schemas.openxmlformats.org/officeDocument/2006/relationships" xmlns:m="http://schemas.openxmlformats.org/officeDocument/2006/math" xmlns:v="urn:schemas-microsoft-com:vml" xmlns:wp14="http://schemas.microsoft.com/office/word/2010/wordprocessingDrawing" xmlns:wp="http://schemas.openxmlformats.org/drawingml/2006/wordprocessingDrawing" xmlns:w10="urn:schemas-microsoft-com:office:word" xmlns:w="http://schemas.openxmlformats.org/wordprocessingml/2006/main" xmlns:w14="http://schemas.microsoft.com/office/word/2010/wordml" xmlns:w15="http://schemas.microsoft.com/office/word/2012/wordml" xmlns:w16cex="http://schemas.microsoft.com/office/word/2018/wordml/cex" xmlns:w16cid="http://schemas.microsoft.com/office/word/2016/wordml/cid" xmlns:w16="http://schemas.microsoft.com/office/word/2018/wordml" xmlns:w16sdtdh="http://schemas.microsoft.com/office/word/2020/wordml/sdtdatahash" xmlns:w16se="http://schemas.microsoft.com/office/word/2015/wordml/symex" xmlns:wpg="http://schemas.microsoft.com/office/word/2010/wordprocessingGroup" xmlns:wpi="http://schemas.microsoft.com/office/word/2010/wordprocessingInk" xmlns:wne="http://schemas.microsoft.com/office/word/2006/wordml" xmlns:wps="http://schemas.microsoft.com/office/word/2010/wordprocessingShape" mc:Ignorable="w14 w15 w16se w16cid w16 w16cex w16sdtdh wp14">
   <w:body>
     <w:p/>
     <w:tbl>
@@ -64,7 +64,7 @@
                 <v:shape id="_x0000_s1026" type="#_x0000_t75" style="position:absolute;left:0;text-align:left;margin-left:93.35pt;margin-top:12.3pt;width:53.5pt;height:65.8pt;z-index:-251658240">
                   <v:imagedata r:id="rId6" o:title=""/>
                 </v:shape>
-                <o:OLEObject Type="Embed" ProgID="CorelDraw.Graphic.24" ShapeID="_x0000_s1026" DrawAspect="Content" ObjectID="_1811692489" r:id="rId7"/>
+                <o:OLEObject Type="Embed" ProgID="CorelDraw.Graphic.24" ShapeID="_x0000_s1026" DrawAspect="Content" ObjectID="_1851233170" r:id="rId7"/>
               </w:object>
             </w:r>
             <w:r>
@@ -281,7 +281,6 @@
                   <w:docPart w:val="DefaultPlaceholder_-1854013440"/>
                 </w:placeholder>
               </w:sdtPr>
-              <w:sdtEndPr/>
               <w:sdtContent>
                 <w:r>
                   <w:rPr>
@@ -501,7 +500,6 @@
                 </w:placeholder>
                 <w:showingPlcHdr/>
               </w:sdtPr>
-              <w:sdtEndPr/>
               <w:sdtContent>
                 <w:r>
                   <w:rPr>
@@ -554,7 +552,6 @@
                   <w:docPart w:val="DefaultPlaceholder_-1854013440"/>
                 </w:placeholder>
               </w:sdtPr>
-              <w:sdtEndPr/>
               <w:sdtContent>
                 <w:r>
                   <w:rPr>
@@ -601,7 +598,6 @@
                   <w:docPart w:val="DefaultPlaceholder_-1854013440"/>
                 </w:placeholder>
               </w:sdtPr>
-              <w:sdtEndPr/>
               <w:sdtContent>
                 <w:r>
                   <w:rPr>
@@ -672,7 +668,6 @@
                   <w:docPart w:val="DefaultPlaceholder_-1854013440"/>
                 </w:placeholder>
               </w:sdtPr>
-              <w:sdtEndPr/>
               <w:sdtContent>
                 <w:r>
                   <w:rPr>
@@ -725,7 +720,6 @@
                   <w:docPart w:val="DefaultPlaceholder_-1854013440"/>
                 </w:placeholder>
               </w:sdtPr>
-              <w:sdtEndPr/>
               <w:sdtContent>
                 <w:r>
                   <w:rPr>
@@ -778,7 +772,6 @@
                   <w:docPart w:val="DefaultPlaceholder_-1854013440"/>
                 </w:placeholder>
               </w:sdtPr>
-              <w:sdtEndPr/>
               <w:sdtContent>
                 <w:r>
                   <w:rPr>
@@ -833,7 +826,6 @@
                   <w:docPart w:val="DefaultPlaceholder_-1854013440"/>
                 </w:placeholder>
               </w:sdtPr>
-              <w:sdtEndPr/>
               <w:sdtContent>
                 <w:r>
                   <w:rPr>
@@ -888,7 +880,6 @@
                   <w:docPart w:val="DefaultPlaceholder_-1854013440"/>
                 </w:placeholder>
               </w:sdtPr>
-              <w:sdtEndPr/>
               <w:sdtContent>
                 <w:r>
                   <w:rPr>
@@ -968,7 +959,6 @@
                   <w:docPart w:val="DefaultPlaceholder_-1854013440"/>
                 </w:placeholder>
               </w:sdtPr>
-              <w:sdtEndPr/>
               <w:sdtContent>
                 <w:r>
                   <w:rPr>
@@ -1534,20 +1524,22 @@
     <w:tbl>
       <w:tblPr>
         <w:tblStyle w:val="TableGrid"/>
-        <w:tblW w:w="0" w:type="auto"/>
+        <w:tblW w:w="10916" w:type="dxa"/>
+        <w:tblInd w:w="-284" w:type="dxa"/>
         <w:tblLook w:val="04A0" w:firstRow="1" w:lastRow="0" w:firstColumn="1" w:lastColumn="0" w:noHBand="0" w:noVBand="1"/>
       </w:tblPr>
       <w:tblGrid>
-        <w:gridCol w:w="746"/>
-        <w:gridCol w:w="2656"/>
-        <w:gridCol w:w="2127"/>
+        <w:gridCol w:w="747"/>
+        <w:gridCol w:w="2514"/>
+        <w:gridCol w:w="2126"/>
         <w:gridCol w:w="1701"/>
-        <w:gridCol w:w="3560"/>
+        <w:gridCol w:w="2268"/>
+        <w:gridCol w:w="1560"/>
       </w:tblGrid>
       <w:tr>
         <w:tc>
           <w:tcPr>
-            <w:tcW w:w="10790" w:type="dxa"/>
+            <w:tcW w:w="9356" w:type="dxa"/>
             <w:gridSpan w:val="5"/>
             <w:tcBorders>
               <w:top w:val="nil"/>
@@ -1579,11 +1571,34 @@
             </w:r>
           </w:p>
         </w:tc>
+        <w:tc>
+          <w:tcPr>
+            <w:tcW w:w="1560" w:type="dxa"/>
+            <w:tcBorders>
+              <w:top w:val="nil"/>
+              <w:left w:val="nil"/>
+              <w:right w:val="nil"/>
+            </w:tcBorders>
+          </w:tcPr>
+          <w:p>
+            <w:pPr>
+              <w:spacing w:line="360" w:lineRule="auto"/>
+              <w:jc w:val="center"/>
+              <w:rPr>
+                <w:rFonts w:ascii="Times New Roman" w:hAnsi="Times New Roman" w:cs="Times New Roman"/>
+                <w:b/>
+                <w:bCs/>
+                <w:sz w:val="28"/>
+                <w:szCs w:val="28"/>
+              </w:rPr>
+            </w:pPr>
+          </w:p>
+        </w:tc>
       </w:tr>
       <w:tr>
         <w:tc>
           <w:tcPr>
-            <w:tcW w:w="746" w:type="dxa"/>
+            <w:tcW w:w="747" w:type="dxa"/>
           </w:tcPr>
           <w:p>
             <w:pPr>
@@ -1611,7 +1626,7 @@
         </w:tc>
         <w:tc>
           <w:tcPr>
-            <w:tcW w:w="2656" w:type="dxa"/>
+            <w:tcW w:w="2514" w:type="dxa"/>
           </w:tcPr>
           <w:p>
             <w:pPr>
@@ -1639,7 +1654,7 @@
         </w:tc>
         <w:tc>
           <w:tcPr>
-            <w:tcW w:w="2127" w:type="dxa"/>
+            <w:tcW w:w="2126" w:type="dxa"/>
           </w:tcPr>
           <w:p>
             <w:pPr>
@@ -1660,47 +1675,7 @@
                 <w:sz w:val="28"/>
                 <w:szCs w:val="28"/>
               </w:rPr>
-              <w:t>Lầu</w:t>
-            </w:r>
-            <w:r>
-              <w:rPr>
-                <w:rFonts w:ascii="Times New Roman" w:hAnsi="Times New Roman" w:cs="Times New Roman"/>
-                <w:b/>
-                <w:bCs/>
-                <w:sz w:val="28"/>
-                <w:szCs w:val="28"/>
-              </w:rPr>
-              <w:t xml:space="preserve">   </w:t>
-            </w:r>
-            <w:r>
-              <w:rPr>
-                <w:rFonts w:ascii="Times New Roman" w:hAnsi="Times New Roman" w:cs="Times New Roman"/>
-                <w:b/>
-                <w:bCs/>
-                <w:sz w:val="28"/>
-                <w:szCs w:val="28"/>
-              </w:rPr>
-              <w:t xml:space="preserve"> - </w:t>
-            </w:r>
-            <w:r>
-              <w:rPr>
-                <w:rFonts w:ascii="Times New Roman" w:hAnsi="Times New Roman" w:cs="Times New Roman"/>
-                <w:b/>
-                <w:bCs/>
-                <w:sz w:val="28"/>
-                <w:szCs w:val="28"/>
-              </w:rPr>
-              <w:t xml:space="preserve"> </w:t>
-            </w:r>
-            <w:r>
-              <w:rPr>
-                <w:rFonts w:ascii="Times New Roman" w:hAnsi="Times New Roman" w:cs="Times New Roman"/>
-                <w:b/>
-                <w:bCs/>
-                <w:sz w:val="28"/>
-                <w:szCs w:val="28"/>
-              </w:rPr>
-              <w:t>Dãy</w:t>
+              <w:t>Lầu    -  Dãy</w:t>
             </w:r>
           </w:p>
         </w:tc>
@@ -1728,33 +1703,13 @@
                 <w:sz w:val="28"/>
                 <w:szCs w:val="28"/>
               </w:rPr>
-              <w:t>Tình Tr</w:t>
-            </w:r>
-            <w:r>
-              <w:rPr>
-                <w:rFonts w:ascii="Times New Roman" w:hAnsi="Times New Roman" w:cs="Times New Roman"/>
-                <w:b/>
-                <w:bCs/>
-                <w:sz w:val="28"/>
-                <w:szCs w:val="28"/>
-              </w:rPr>
-              <w:t>ạ</w:t>
-            </w:r>
-            <w:r>
-              <w:rPr>
-                <w:rFonts w:ascii="Times New Roman" w:hAnsi="Times New Roman" w:cs="Times New Roman"/>
-                <w:b/>
-                <w:bCs/>
-                <w:sz w:val="28"/>
-                <w:szCs w:val="28"/>
-              </w:rPr>
-              <w:t>ng</w:t>
+              <w:t>Tình Trạng</w:t>
             </w:r>
           </w:p>
         </w:tc>
         <w:tc>
           <w:tcPr>
-            <w:tcW w:w="3560" w:type="dxa"/>
+            <w:tcW w:w="2268" w:type="dxa"/>
           </w:tcPr>
           <w:p>
             <w:pPr>
@@ -1777,6 +1732,34 @@
                 <w:szCs w:val="28"/>
               </w:rPr>
               <w:t>Thời Hạn</w:t>
+            </w:r>
+          </w:p>
+        </w:tc>
+        <w:tc>
+          <w:tcPr>
+            <w:tcW w:w="1560" w:type="dxa"/>
+          </w:tcPr>
+          <w:p>
+            <w:pPr>
+              <w:spacing w:line="360" w:lineRule="auto"/>
+              <w:jc w:val="center"/>
+              <w:rPr>
+                <w:rFonts w:ascii="Times New Roman" w:hAnsi="Times New Roman" w:cs="Times New Roman"/>
+                <w:b/>
+                <w:bCs/>
+                <w:sz w:val="28"/>
+                <w:szCs w:val="28"/>
+              </w:rPr>
+            </w:pPr>
+            <w:r>
+              <w:rPr>
+                <w:rFonts w:ascii="Times New Roman" w:hAnsi="Times New Roman" w:cs="Times New Roman"/>
+                <w:b/>
+                <w:bCs/>
+                <w:sz w:val="28"/>
+                <w:szCs w:val="28"/>
+              </w:rPr>
+              <w:t>Mã Cốt</w:t>
             </w:r>
           </w:p>
         </w:tc>
@@ -1793,7 +1776,6 @@
           <w:id w:val="-1403603188"/>
           <w15:repeatingSection/>
         </w:sdtPr>
-        <w:sdtEndPr/>
         <w:sdtContent>
           <w:sdt>
             <w:sdtPr>
@@ -1804,16 +1786,15 @@
               </w:rPr>
               <w:id w:val="219863524"/>
               <w:placeholder>
-                <w:docPart w:val="B7AE0281B4ED48E2A16C5119A474391E"/>
+                <w:docPart w:val="C6DFBC0ACE4145759E432EABF77F1E0F"/>
               </w:placeholder>
               <w15:repeatingSectionItem/>
             </w:sdtPr>
-            <w:sdtEndPr/>
             <w:sdtContent>
               <w:tr>
                 <w:tc>
                   <w:tcPr>
-                    <w:tcW w:w="746" w:type="dxa"/>
+                    <w:tcW w:w="747" w:type="dxa"/>
                   </w:tcPr>
                   <w:p>
                     <w:pPr>
@@ -1835,10 +1816,9 @@
                         <w:tag w:val="STT"/>
                         <w:id w:val="429482348"/>
                         <w:placeholder>
-                          <w:docPart w:val="1F81A81092974B6E8992F7440973D8F7"/>
+                          <w:docPart w:val="C3B8F2EFB2C64F7196D9FCEEB2DFCAD7"/>
                         </w:placeholder>
                       </w:sdtPr>
-                      <w:sdtEndPr/>
                       <w:sdtContent>
                         <w:r>
                           <w:rPr>
@@ -1854,7 +1834,7 @@
                 </w:tc>
                 <w:tc>
                   <w:tcPr>
-                    <w:tcW w:w="2656" w:type="dxa"/>
+                    <w:tcW w:w="2514" w:type="dxa"/>
                   </w:tcPr>
                   <w:p>
                     <w:pPr>
@@ -1876,10 +1856,9 @@
                         <w:tag w:val="HoTenCot"/>
                         <w:id w:val="-166558920"/>
                         <w:placeholder>
-                          <w:docPart w:val="317D10992CC84987A8556027DC290894"/>
+                          <w:docPart w:val="E655D71648724870A5D1E06F6978A358"/>
                         </w:placeholder>
                       </w:sdtPr>
-                      <w:sdtEndPr/>
                       <w:sdtContent>
                         <w:r>
                           <w:rPr>
@@ -1895,7 +1874,7 @@
                 </w:tc>
                 <w:tc>
                   <w:tcPr>
-                    <w:tcW w:w="2127" w:type="dxa"/>
+                    <w:tcW w:w="2126" w:type="dxa"/>
                   </w:tcPr>
                   <w:p>
                     <w:pPr>
@@ -1917,10 +1896,9 @@
                         <w:tag w:val="ViTri"/>
                         <w:id w:val="1299658194"/>
                         <w:placeholder>
-                          <w:docPart w:val="3E76E50A2BFD4C7D9DD2126F06493751"/>
+                          <w:docPart w:val="3AE4B9CE35CF4471953F593E51DAA497"/>
                         </w:placeholder>
                       </w:sdtPr>
-                      <w:sdtEndPr/>
                       <w:sdtContent>
                         <w:r>
                           <w:rPr>
@@ -1958,10 +1936,9 @@
                         <w:tag w:val="TinhTrang"/>
                         <w:id w:val="731206707"/>
                         <w:placeholder>
-                          <w:docPart w:val="0C2C0262DDBA4F1FB11957899D47E557"/>
+                          <w:docPart w:val="C6DC503CE11A4B0F9E030BB1572CE4F4"/>
                         </w:placeholder>
                       </w:sdtPr>
-                      <w:sdtEndPr/>
                       <w:sdtContent>
                         <w:r>
                           <w:rPr>
@@ -1977,7 +1954,7 @@
                 </w:tc>
                 <w:tc>
                   <w:tcPr>
-                    <w:tcW w:w="3560" w:type="dxa"/>
+                    <w:tcW w:w="2268" w:type="dxa"/>
                   </w:tcPr>
                   <w:p>
                     <w:pPr>
@@ -1999,10 +1976,9 @@
                         <w:tag w:val="ThoiHan"/>
                         <w:id w:val="502703387"/>
                         <w:placeholder>
-                          <w:docPart w:val="2B52745E228C43ED8EA8E12C3F4F53E8"/>
+                          <w:docPart w:val="A3390CA4951E42F0A85E30592FE3C4D8"/>
                         </w:placeholder>
                       </w:sdtPr>
-                      <w:sdtEndPr/>
                       <w:sdtContent>
                         <w:r>
                           <w:rPr>
@@ -2016,6 +1992,94 @@
                     </w:sdt>
                   </w:p>
                 </w:tc>
+                <w:sdt>
+                  <w:sdtPr>
+                    <w:rPr>
+                      <w:rFonts w:ascii="Times New Roman" w:hAnsi="Times New Roman" w:cs="Times New Roman"/>
+                      <w:sz w:val="28"/>
+                      <w:szCs w:val="28"/>
+                    </w:rPr>
+                    <w:alias w:val="QRCodeCot"/>
+                    <w:tag w:val="QRCodeCot"/>
+                    <w:id w:val="-72809604"/>
+                    <w:showingPlcHdr/>
+                    <w:picture/>
+                  </w:sdtPr>
+                  <w:sdtContent>
+                    <w:tc>
+                      <w:tcPr>
+                        <w:tcW w:w="1560" w:type="dxa"/>
+                      </w:tcPr>
+                      <w:p>
+                        <w:pPr>
+                          <w:spacing w:line="360" w:lineRule="auto"/>
+                          <w:jc w:val="center"/>
+                          <w:rPr>
+                            <w:rFonts w:ascii="Times New Roman" w:hAnsi="Times New Roman" w:cs="Times New Roman"/>
+                            <w:sz w:val="28"/>
+                            <w:szCs w:val="28"/>
+                          </w:rPr>
+                        </w:pPr>
+                        <w:r>
+                          <w:rPr>
+                            <w:rFonts w:ascii="Times New Roman" w:hAnsi="Times New Roman" w:cs="Times New Roman"/>
+                            <w:noProof/>
+                            <w:sz w:val="28"/>
+                            <w:szCs w:val="28"/>
+                          </w:rPr>
+                          <w:drawing>
+                            <wp:inline distT="0" distB="0" distL="0" distR="0" wp14:anchorId="10D78E75" wp14:editId="429855CA">
+                              <wp:extent cx="662940" cy="662940"/>
+                              <wp:effectExtent l="0" t="0" r="3810" b="3810"/>
+                              <wp:docPr id="2" name="Picture 2"/>
+                              <wp:cNvGraphicFramePr>
+                                <a:graphicFrameLocks xmlns:a="http://schemas.openxmlformats.org/drawingml/2006/main" noChangeAspect="1"/>
+                              </wp:cNvGraphicFramePr>
+                              <a:graphic xmlns:a="http://schemas.openxmlformats.org/drawingml/2006/main">
+                                <a:graphicData uri="http://schemas.openxmlformats.org/drawingml/2006/picture">
+                                  <pic:pic xmlns:pic="http://schemas.openxmlformats.org/drawingml/2006/picture">
+                                    <pic:nvPicPr>
+                                      <pic:cNvPr id="0" name="Picture 2"/>
+                                      <pic:cNvPicPr>
+                                        <a:picLocks noChangeAspect="1" noChangeArrowheads="1"/>
+                                      </pic:cNvPicPr>
+                                    </pic:nvPicPr>
+                                    <pic:blipFill>
+                                      <a:blip r:embed="rId9" cstate="print">
+                                        <a:extLst>
+                                          <a:ext uri="{28A0092B-C50C-407E-A947-70E740481C1C}">
+                                            <a14:useLocalDpi xmlns:a14="http://schemas.microsoft.com/office/drawing/2010/main" val="0"/>
+                                          </a:ext>
+                                        </a:extLst>
+                                      </a:blip>
+                                      <a:srcRect/>
+                                      <a:stretch>
+                                        <a:fillRect/>
+                                      </a:stretch>
+                                    </pic:blipFill>
+                                    <pic:spPr bwMode="auto">
+                                      <a:xfrm>
+                                        <a:off x="0" y="0"/>
+                                        <a:ext cx="662940" cy="662940"/>
+                                      </a:xfrm>
+                                      <a:prstGeom prst="rect">
+                                        <a:avLst/>
+                                      </a:prstGeom>
+                                      <a:noFill/>
+                                      <a:ln>
+                                        <a:noFill/>
+                                      </a:ln>
+                                    </pic:spPr>
+                                  </pic:pic>
+                                </a:graphicData>
+                              </a:graphic>
+                            </wp:inline>
+                          </w:drawing>
+                        </w:r>
+                      </w:p>
+                    </w:tc>
+                  </w:sdtContent>
+                </w:sdt>
               </w:tr>
             </w:sdtContent>
           </w:sdt>
@@ -2025,15 +2089,6 @@
     <w:p>
       <w:pPr>
         <w:spacing w:line="360" w:lineRule="auto"/>
-        <w:rPr>
-          <w:rFonts w:ascii="Times New Roman" w:hAnsi="Times New Roman" w:cs="Times New Roman"/>
-          <w:sz w:val="28"/>
-          <w:szCs w:val="28"/>
-        </w:rPr>
-      </w:pPr>
-    </w:p>
-    <w:p>
-      <w:pPr>
         <w:rPr>
           <w:rFonts w:ascii="Times New Roman" w:hAnsi="Times New Roman" w:cs="Times New Roman"/>
           <w:sz w:val="28"/>
@@ -2052,7 +2107,7 @@
 </file>
 
 <file path=word/numbering.xml><?xml version="1.0" encoding="utf-8"?>
-<w:numbering xmlns:wpc="http://schemas.microsoft.com/office/word/2010/wordprocessingCanvas" xmlns:cx="http://schemas.microsoft.com/office/drawing/2014/chartex" xmlns:cx1="http://schemas.microsoft.com/office/drawing/2015/9/8/chartex" xmlns:cx2="http://schemas.microsoft.com/office/drawing/2015/10/21/chartex" xmlns:cx3="http://schemas.microsoft.com/office/drawing/2016/5/9/chartex" xmlns:cx4="http://schemas.microsoft.com/office/drawing/2016/5/10/chartex" xmlns:cx5="http://schemas.microsoft.com/office/drawing/2016/5/11/chartex" xmlns:cx6="http://schemas.microsoft.com/office/drawing/2016/5/12/chartex" xmlns:cx7="http://schemas.microsoft.com/office/drawing/2016/5/13/chartex" xmlns:cx8="http://schemas.microsoft.com/office/drawing/2016/5/14/chartex" xmlns:mc="http://schemas.openxmlformats.org/markup-compatibility/2006" xmlns:aink="http://schemas.microsoft.com/office/drawing/2016/ink" xmlns:am3d="http://schemas.microsoft.com/office/drawing/2017/model3d" xmlns:o="urn:schemas-microsoft-com:office:office" xmlns:r="http://schemas.openxmlformats.org/officeDocument/2006/relationships" xmlns:m="http://schemas.openxmlformats.org/officeDocument/2006/math" xmlns:v="urn:schemas-microsoft-com:vml" xmlns:wp14="http://schemas.microsoft.com/office/word/2010/wordprocessingDrawing" xmlns:wp="http://schemas.openxmlformats.org/drawingml/2006/wordprocessingDrawing" xmlns:w10="urn:schemas-microsoft-com:office:word" xmlns:w="http://schemas.openxmlformats.org/wordprocessingml/2006/main" xmlns:w14="http://schemas.microsoft.com/office/word/2010/wordml" xmlns:w15="http://schemas.microsoft.com/office/word/2012/wordml" xmlns:w16cex="http://schemas.microsoft.com/office/word/2018/wordml/cex" xmlns:w16cid="http://schemas.microsoft.com/office/word/2016/wordml/cid" xmlns:w16="http://schemas.microsoft.com/office/word/2018/wordml" xmlns:w16sdtdh="http://schemas.microsoft.com/office/word/2020/wordml/sdtdatahash" xmlns:w16se="http://schemas.microsoft.com/office/word/2015/wordml/symex" xmlns:wpg="http://schemas.microsoft.com/office/word/2010/wordprocessingGroup" xmlns:wpi="http://schemas.microsoft.com/office/word/2010/wordprocessingInk" xmlns:wne="http://schemas.microsoft.com/office/word/2006/wordml" xmlns:wps="http://schemas.microsoft.com/office/word/2010/wordprocessingShape" mc:Ignorable="w14 w15 w16se w16cid w16 w16cex w16sdtdh wp14">
+<w:numbering xmlns:wpc="http://schemas.microsoft.com/office/word/2010/wordprocessingCanvas" xmlns:cx="http://schemas.microsoft.com/office/drawing/2014/chartex" xmlns:cx1="http://schemas.microsoft.com/office/drawing/2015/9/8/chartex" xmlns:cx2="http://schemas.microsoft.com/office/drawing/2015/10/21/chartex" xmlns:cx3="http://schemas.microsoft.com/office/drawing/2016/5/9/chartex" xmlns:cx4="http://schemas.microsoft.com/office/drawing/2016/5/10/chartex" xmlns:cx5="http://schemas.microsoft.com/office/drawing/2016/5/11/chartex" xmlns:cx6="http://schemas.microsoft.com/office/drawing/2016/5/12/chartex" xmlns:cx7="http://schemas.microsoft.com/office/drawing/2016/5/13/chartex" xmlns:cx8="http://schemas.microsoft.com/office/drawing/2016/5/14/chartex" xmlns:mc="http://schemas.openxmlformats.org/markup-compatibility/2006" xmlns:aink="http://schemas.microsoft.com/office/drawing/2016/ink" xmlns:am3d="http://schemas.microsoft.com/office/drawing/2017/model3d" xmlns:o="urn:schemas-microsoft-com:office:office" xmlns:oel="http://schemas.microsoft.com/office/2019/extlst" xmlns:r="http://schemas.openxmlformats.org/officeDocument/2006/relationships" xmlns:m="http://schemas.openxmlformats.org/officeDocument/2006/math" xmlns:v="urn:schemas-microsoft-com:vml" xmlns:wp14="http://schemas.microsoft.com/office/word/2010/wordprocessingDrawing" xmlns:wp="http://schemas.openxmlformats.org/drawingml/2006/wordprocessingDrawing" xmlns:w10="urn:schemas-microsoft-com:office:word" xmlns:w="http://schemas.openxmlformats.org/wordprocessingml/2006/main" xmlns:w14="http://schemas.microsoft.com/office/word/2010/wordml" xmlns:w15="http://schemas.microsoft.com/office/word/2012/wordml" xmlns:w16cex="http://schemas.microsoft.com/office/word/2018/wordml/cex" xmlns:w16cid="http://schemas.microsoft.com/office/word/2016/wordml/cid" xmlns:w16="http://schemas.microsoft.com/office/word/2018/wordml" xmlns:w16sdtdh="http://schemas.microsoft.com/office/word/2020/wordml/sdtdatahash" xmlns:w16se="http://schemas.microsoft.com/office/word/2015/wordml/symex" xmlns:wpg="http://schemas.microsoft.com/office/word/2010/wordprocessingGroup" xmlns:wpi="http://schemas.microsoft.com/office/word/2010/wordprocessingInk" xmlns:wne="http://schemas.microsoft.com/office/word/2006/wordml" xmlns:wps="http://schemas.microsoft.com/office/word/2010/wordprocessingShape" mc:Ignorable="w14 w15 w16se w16cid w16 w16cex w16sdtdh wp14">
   <w:abstractNum w:abstractNumId="0" w15:restartNumberingAfterBreak="0">
     <w:nsid w:val="1D904E65"/>
     <w:multiLevelType w:val="hybridMultilevel"/>
@@ -2165,7 +2220,7 @@
       </w:rPr>
     </w:lvl>
   </w:abstractNum>
-  <w:num w:numId="1">
+  <w:num w:numId="1" w16cid:durableId="470175894">
     <w:abstractNumId w:val="0"/>
   </w:num>
 </w:numbering>
@@ -3190,7 +3245,7 @@
 </file>
 
 <file path=word/glossary/document.xml><?xml version="1.0" encoding="utf-8"?>
-<w:glossaryDocument xmlns:wpc="http://schemas.microsoft.com/office/word/2010/wordprocessingCanvas" xmlns:cx="http://schemas.microsoft.com/office/drawing/2014/chartex" xmlns:cx1="http://schemas.microsoft.com/office/drawing/2015/9/8/chartex" xmlns:cx2="http://schemas.microsoft.com/office/drawing/2015/10/21/chartex" xmlns:cx3="http://schemas.microsoft.com/office/drawing/2016/5/9/chartex" xmlns:cx4="http://schemas.microsoft.com/office/drawing/2016/5/10/chartex" xmlns:cx5="http://schemas.microsoft.com/office/drawing/2016/5/11/chartex" xmlns:cx6="http://schemas.microsoft.com/office/drawing/2016/5/12/chartex" xmlns:cx7="http://schemas.microsoft.com/office/drawing/2016/5/13/chartex" xmlns:cx8="http://schemas.microsoft.com/office/drawing/2016/5/14/chartex" xmlns:mc="http://schemas.openxmlformats.org/markup-compatibility/2006" xmlns:aink="http://schemas.microsoft.com/office/drawing/2016/ink" xmlns:am3d="http://schemas.microsoft.com/office/drawing/2017/model3d" xmlns:o="urn:schemas-microsoft-com:office:office" xmlns:r="http://schemas.openxmlformats.org/officeDocument/2006/relationships" xmlns:m="http://schemas.openxmlformats.org/officeDocument/2006/math" xmlns:v="urn:schemas-microsoft-com:vml" xmlns:wp14="http://schemas.microsoft.com/office/word/2010/wordprocessingDrawing" xmlns:wp="http://schemas.openxmlformats.org/drawingml/2006/wordprocessingDrawing" xmlns:w10="urn:schemas-microsoft-com:office:word" xmlns:w="http://schemas.openxmlformats.org/wordprocessingml/2006/main" xmlns:w14="http://schemas.microsoft.com/office/word/2010/wordml" xmlns:w15="http://schemas.microsoft.com/office/word/2012/wordml" xmlns:w16cex="http://schemas.microsoft.com/office/word/2018/wordml/cex" xmlns:w16cid="http://schemas.microsoft.com/office/word/2016/wordml/cid" xmlns:w16="http://schemas.microsoft.com/office/word/2018/wordml" xmlns:w16sdtdh="http://schemas.microsoft.com/office/word/2020/wordml/sdtdatahash" xmlns:w16se="http://schemas.microsoft.com/office/word/2015/wordml/symex" xmlns:wpg="http://schemas.microsoft.com/office/word/2010/wordprocessingGroup" xmlns:wpi="http://schemas.microsoft.com/office/word/2010/wordprocessingInk" xmlns:wne="http://schemas.microsoft.com/office/word/2006/wordml" xmlns:wps="http://schemas.microsoft.com/office/word/2010/wordprocessingShape" mc:Ignorable="w14 w15 w16se w16cid w16 w16cex w16sdtdh wp14">
+<w:glossaryDocument xmlns:wpc="http://schemas.microsoft.com/office/word/2010/wordprocessingCanvas" xmlns:cx="http://schemas.microsoft.com/office/drawing/2014/chartex" xmlns:cx1="http://schemas.microsoft.com/office/drawing/2015/9/8/chartex" xmlns:cx2="http://schemas.microsoft.com/office/drawing/2015/10/21/chartex" xmlns:cx3="http://schemas.microsoft.com/office/drawing/2016/5/9/chartex" xmlns:cx4="http://schemas.microsoft.com/office/drawing/2016/5/10/chartex" xmlns:cx5="http://schemas.microsoft.com/office/drawing/2016/5/11/chartex" xmlns:cx6="http://schemas.microsoft.com/office/drawing/2016/5/12/chartex" xmlns:cx7="http://schemas.microsoft.com/office/drawing/2016/5/13/chartex" xmlns:cx8="http://schemas.microsoft.com/office/drawing/2016/5/14/chartex" xmlns:mc="http://schemas.openxmlformats.org/markup-compatibility/2006" xmlns:aink="http://schemas.microsoft.com/office/drawing/2016/ink" xmlns:am3d="http://schemas.microsoft.com/office/drawing/2017/model3d" xmlns:o="urn:schemas-microsoft-com:office:office" xmlns:oel="http://schemas.microsoft.com/office/2019/extlst" xmlns:r="http://schemas.openxmlformats.org/officeDocument/2006/relationships" xmlns:m="http://schemas.openxmlformats.org/officeDocument/2006/math" xmlns:v="urn:schemas-microsoft-com:vml" xmlns:wp14="http://schemas.microsoft.com/office/word/2010/wordprocessingDrawing" xmlns:wp="http://schemas.openxmlformats.org/drawingml/2006/wordprocessingDrawing" xmlns:w10="urn:schemas-microsoft-com:office:word" xmlns:w="http://schemas.openxmlformats.org/wordprocessingml/2006/main" xmlns:w14="http://schemas.microsoft.com/office/word/2010/wordml" xmlns:w15="http://schemas.microsoft.com/office/word/2012/wordml" xmlns:w16cex="http://schemas.microsoft.com/office/word/2018/wordml/cex" xmlns:w16cid="http://schemas.microsoft.com/office/word/2016/wordml/cid" xmlns:w16="http://schemas.microsoft.com/office/word/2018/wordml" xmlns:w16sdtdh="http://schemas.microsoft.com/office/word/2020/wordml/sdtdatahash" xmlns:w16se="http://schemas.microsoft.com/office/word/2015/wordml/symex" xmlns:wpg="http://schemas.microsoft.com/office/word/2010/wordprocessingGroup" xmlns:wpi="http://schemas.microsoft.com/office/word/2010/wordprocessingInk" xmlns:wne="http://schemas.microsoft.com/office/word/2006/wordml" xmlns:wps="http://schemas.microsoft.com/office/word/2010/wordprocessingShape" mc:Ignorable="w14 w15 w16se w16cid w16 w16cex w16sdtdh wp14">
   <w:docParts>
     <w:docPart>
       <w:docPartPr>
@@ -3253,9 +3308,9 @@
     </w:docPart>
     <w:docPart>
       <w:docPartPr>
-        <w:name w:val="B7AE0281B4ED48E2A16C5119A474391E"/>
+        <w:name w:val="C6DFBC0ACE4145759E432EABF77F1E0F"/>
         <w:category>
-          <w:name w:val="Chung"/>
+          <w:name w:val="General"/>
           <w:gallery w:val="placeholder"/>
         </w:category>
         <w:types>
@@ -3264,12 +3319,12 @@
         <w:behaviors>
           <w:behavior w:val="content"/>
         </w:behaviors>
-        <w:guid w:val="{AE6C9601-67AE-4366-AE5B-845BC69BE258}"/>
+        <w:guid w:val="{D3E194DD-FA6C-4A9F-BD13-04394635702D}"/>
       </w:docPartPr>
       <w:docPartBody>
         <w:p>
           <w:pPr>
-            <w:pStyle w:val="B7AE0281B4ED48E2A16C5119A474391E"/>
+            <w:pStyle w:val="C6DFBC0ACE4145759E432EABF77F1E0F"/>
           </w:pPr>
           <w:r>
             <w:rPr>
@@ -3282,9 +3337,9 @@
     </w:docPart>
     <w:docPart>
       <w:docPartPr>
-        <w:name w:val="1F81A81092974B6E8992F7440973D8F7"/>
+        <w:name w:val="C3B8F2EFB2C64F7196D9FCEEB2DFCAD7"/>
         <w:category>
-          <w:name w:val="Chung"/>
+          <w:name w:val="General"/>
           <w:gallery w:val="placeholder"/>
         </w:category>
         <w:types>
@@ -3293,12 +3348,12 @@
         <w:behaviors>
           <w:behavior w:val="content"/>
         </w:behaviors>
-        <w:guid w:val="{8484837E-A258-4898-8BBC-676BE3B7869E}"/>
+        <w:guid w:val="{914FEF7E-8813-4701-9CC3-7C4CFB570D24}"/>
       </w:docPartPr>
       <w:docPartBody>
         <w:p>
           <w:pPr>
-            <w:pStyle w:val="1F81A81092974B6E8992F7440973D8F7"/>
+            <w:pStyle w:val="C3B8F2EFB2C64F7196D9FCEEB2DFCAD7"/>
           </w:pPr>
           <w:r>
             <w:rPr>
@@ -3311,9 +3366,9 @@
     </w:docPart>
     <w:docPart>
       <w:docPartPr>
-        <w:name w:val="317D10992CC84987A8556027DC290894"/>
+        <w:name w:val="E655D71648724870A5D1E06F6978A358"/>
         <w:category>
-          <w:name w:val="Chung"/>
+          <w:name w:val="General"/>
           <w:gallery w:val="placeholder"/>
         </w:category>
         <w:types>
@@ -3322,12 +3377,12 @@
         <w:behaviors>
           <w:behavior w:val="content"/>
         </w:behaviors>
-        <w:guid w:val="{C65A0E04-E0C4-4340-8A83-F2DF5F4EC5EF}"/>
+        <w:guid w:val="{D62288F0-CC07-4137-9D01-E8BC65D866C8}"/>
       </w:docPartPr>
       <w:docPartBody>
         <w:p>
           <w:pPr>
-            <w:pStyle w:val="317D10992CC84987A8556027DC290894"/>
+            <w:pStyle w:val="E655D71648724870A5D1E06F6978A358"/>
           </w:pPr>
           <w:r>
             <w:rPr>
@@ -3340,9 +3395,9 @@
     </w:docPart>
     <w:docPart>
       <w:docPartPr>
-        <w:name w:val="3E76E50A2BFD4C7D9DD2126F06493751"/>
+        <w:name w:val="3AE4B9CE35CF4471953F593E51DAA497"/>
         <w:category>
-          <w:name w:val="Chung"/>
+          <w:name w:val="General"/>
           <w:gallery w:val="placeholder"/>
         </w:category>
         <w:types>
@@ -3351,12 +3406,12 @@
         <w:behaviors>
           <w:behavior w:val="content"/>
         </w:behaviors>
-        <w:guid w:val="{C67893AB-459B-4FDD-9C48-B374A9503830}"/>
+        <w:guid w:val="{DB81060A-73A9-4D26-A40C-4C4F6DEFFEA4}"/>
       </w:docPartPr>
       <w:docPartBody>
         <w:p>
           <w:pPr>
-            <w:pStyle w:val="3E76E50A2BFD4C7D9DD2126F06493751"/>
+            <w:pStyle w:val="3AE4B9CE35CF4471953F593E51DAA497"/>
           </w:pPr>
           <w:r>
             <w:rPr>
@@ -3369,9 +3424,9 @@
     </w:docPart>
     <w:docPart>
       <w:docPartPr>
-        <w:name w:val="0C2C0262DDBA4F1FB11957899D47E557"/>
+        <w:name w:val="C6DC503CE11A4B0F9E030BB1572CE4F4"/>
         <w:category>
-          <w:name w:val="Chung"/>
+          <w:name w:val="General"/>
           <w:gallery w:val="placeholder"/>
         </w:category>
         <w:types>
@@ -3380,12 +3435,12 @@
         <w:behaviors>
           <w:behavior w:val="content"/>
         </w:behaviors>
-        <w:guid w:val="{381BDB92-DC67-4A58-92F8-DFD0D32F76F5}"/>
+        <w:guid w:val="{7360DE11-8DA5-4389-9EF7-9FCF5A4BFB0E}"/>
       </w:docPartPr>
       <w:docPartBody>
         <w:p>
           <w:pPr>
-            <w:pStyle w:val="0C2C0262DDBA4F1FB11957899D47E557"/>
+            <w:pStyle w:val="C6DC503CE11A4B0F9E030BB1572CE4F4"/>
           </w:pPr>
           <w:r>
             <w:rPr>
@@ -3398,9 +3453,9 @@
     </w:docPart>
     <w:docPart>
       <w:docPartPr>
-        <w:name w:val="2B52745E228C43ED8EA8E12C3F4F53E8"/>
+        <w:name w:val="A3390CA4951E42F0A85E30592FE3C4D8"/>
         <w:category>
-          <w:name w:val="Chung"/>
+          <w:name w:val="General"/>
           <w:gallery w:val="placeholder"/>
         </w:category>
         <w:types>
@@ -3409,12 +3464,12 @@
         <w:behaviors>
           <w:behavior w:val="content"/>
         </w:behaviors>
-        <w:guid w:val="{01FE572C-FD74-4653-BCC1-A2CF6203B213}"/>
+        <w:guid w:val="{46DE4C5B-1A24-4463-8BD0-F08718A8AA34}"/>
       </w:docPartPr>
       <w:docPartBody>
         <w:p>
           <w:pPr>
-            <w:pStyle w:val="2B52745E228C43ED8EA8E12C3F4F53E8"/>
+            <w:pStyle w:val="A3390CA4951E42F0A85E30592FE3C4D8"/>
           </w:pPr>
           <w:r>
             <w:rPr>
@@ -3473,6 +3528,18 @@
     <w:pitch w:val="variable"/>
     <w:sig w:usb0="E4002EFF" w:usb1="C000247B" w:usb2="00000009" w:usb3="00000000" w:csb0="000001FF" w:csb1="00000000"/>
   </w:font>
+  <w:font w:name="Aptos">
+    <w:charset w:val="00"/>
+    <w:family w:val="swiss"/>
+    <w:pitch w:val="variable"/>
+    <w:sig w:usb0="20000287" w:usb1="00000003" w:usb2="00000000" w:usb3="00000000" w:csb0="0000019F" w:csb1="00000000"/>
+  </w:font>
+  <w:font w:name="Aptos Display">
+    <w:charset w:val="00"/>
+    <w:family w:val="swiss"/>
+    <w:pitch w:val="variable"/>
+    <w:sig w:usb0="20000287" w:usb1="00000003" w:usb2="00000000" w:usb3="00000000" w:csb0="0000019F" w:csb1="00000000"/>
+  </w:font>
 </w:fonts>
 </file>
 
@@ -3498,7 +3565,9 @@
     <w:rsid w:val="00115553"/>
     <w:rsid w:val="00131674"/>
     <w:rsid w:val="00367528"/>
+    <w:rsid w:val="003D65AC"/>
     <w:rsid w:val="003D788D"/>
+    <w:rsid w:val="004112E3"/>
     <w:rsid w:val="0043115B"/>
     <w:rsid w:val="004664D8"/>
     <w:rsid w:val="00481E39"/>
@@ -3512,6 +3581,7 @@
     <w:rsid w:val="005850D1"/>
     <w:rsid w:val="006131D2"/>
     <w:rsid w:val="006B1218"/>
+    <w:rsid w:val="006D7D00"/>
     <w:rsid w:val="00720D4D"/>
     <w:rsid w:val="0076748C"/>
     <w:rsid w:val="007A06A0"/>
@@ -3547,8 +3617,10 @@
     <w:rsid w:val="00F0772D"/>
     <w:rsid w:val="00F20171"/>
     <w:rsid w:val="00F66B20"/>
+    <w:rsid w:val="00FA2CBD"/>
     <w:rsid w:val="00FA5E0E"/>
     <w:rsid w:val="00FB2357"/>
+    <w:rsid w:val="00FC1F0C"/>
   </w:rsids>
   <m:mathPr>
     <m:mathFont m:val="Cambria Math"/>
@@ -3565,7 +3637,7 @@
   </m:mathPr>
   <w:themeFontLang w:val="en-US"/>
   <w:clrSchemeMapping w:bg1="light1" w:t1="dark1" w:bg2="light2" w:t2="dark2" w:accent1="accent1" w:accent2="accent2" w:accent3="accent3" w:accent4="accent4" w:accent5="accent5" w:accent6="accent6" w:hyperlink="hyperlink" w:followedHyperlink="followedHyperlink"/>
-  <w:decimalSymbol w:val=","/>
+  <w:decimalSymbol w:val="."/>
   <w:listSeparator w:val=","/>
   <w15:chartTrackingRefBased/>
 </w:settings>
@@ -4004,48 +4076,18 @@
     <w:basedOn w:val="DefaultParagraphFont"/>
     <w:uiPriority w:val="99"/>
     <w:semiHidden/>
-    <w:rsid w:val="00AA1D73"/>
+    <w:rsid w:val="003D65AC"/>
     <w:rPr>
       <w:color w:val="666666"/>
     </w:rPr>
   </w:style>
-  <w:style w:type="paragraph" w:customStyle="1" w:styleId="B7AE0281B4ED48E2A16C5119A474391E">
-    <w:name w:val="B7AE0281B4ED48E2A16C5119A474391E"/>
-    <w:rsid w:val="00AA1D73"/>
-  </w:style>
-  <w:style w:type="paragraph" w:customStyle="1" w:styleId="1F81A81092974B6E8992F7440973D8F7">
-    <w:name w:val="1F81A81092974B6E8992F7440973D8F7"/>
-    <w:rsid w:val="00AA1D73"/>
-  </w:style>
-  <w:style w:type="paragraph" w:customStyle="1" w:styleId="317D10992CC84987A8556027DC290894">
-    <w:name w:val="317D10992CC84987A8556027DC290894"/>
-    <w:rsid w:val="00AA1D73"/>
-  </w:style>
-  <w:style w:type="paragraph" w:customStyle="1" w:styleId="3E76E50A2BFD4C7D9DD2126F06493751">
-    <w:name w:val="3E76E50A2BFD4C7D9DD2126F06493751"/>
-    <w:rsid w:val="00AA1D73"/>
-  </w:style>
-  <w:style w:type="paragraph" w:customStyle="1" w:styleId="0C2C0262DDBA4F1FB11957899D47E557">
-    <w:name w:val="0C2C0262DDBA4F1FB11957899D47E557"/>
-    <w:rsid w:val="00AA1D73"/>
-  </w:style>
-  <w:style w:type="paragraph" w:customStyle="1" w:styleId="2B52745E228C43ED8EA8E12C3F4F53E8">
-    <w:name w:val="2B52745E228C43ED8EA8E12C3F4F53E8"/>
-    <w:rsid w:val="00AA1D73"/>
-  </w:style>
-  <w:style w:type="paragraph" w:customStyle="1" w:styleId="1B248AA8A40B4963ACEEC183DB04DC53">
-    <w:name w:val="1B248AA8A40B4963ACEEC183DB04DC53"/>
-    <w:rsid w:val="004E5AA5"/>
-    <w:rPr>
-      <w:rFonts w:eastAsiaTheme="minorHAnsi"/>
-    </w:rPr>
-  </w:style>
-  <w:style w:type="paragraph" w:customStyle="1" w:styleId="1B248AA8A40B4963ACEEC183DB04DC531">
-    <w:name w:val="1B248AA8A40B4963ACEEC183DB04DC531"/>
-    <w:rsid w:val="006B1218"/>
-    <w:rPr>
-      <w:rFonts w:eastAsiaTheme="minorHAnsi"/>
-    </w:rPr>
+  <w:style w:type="paragraph" w:customStyle="1" w:styleId="C6DFBC0ACE4145759E432EABF77F1E0F">
+    <w:name w:val="C6DFBC0ACE4145759E432EABF77F1E0F"/>
+    <w:rsid w:val="003D65AC"/>
+  </w:style>
+  <w:style w:type="paragraph" w:customStyle="1" w:styleId="C3B8F2EFB2C64F7196D9FCEEB2DFCAD7">
+    <w:name w:val="C3B8F2EFB2C64F7196D9FCEEB2DFCAD7"/>
+    <w:rsid w:val="003D65AC"/>
   </w:style>
   <w:style w:type="paragraph" w:customStyle="1" w:styleId="1B248AA8A40B4963ACEEC183DB04DC532">
     <w:name w:val="1B248AA8A40B4963ACEEC183DB04DC532"/>
@@ -4053,6 +4095,22 @@
     <w:rPr>
       <w:rFonts w:eastAsiaTheme="minorHAnsi"/>
     </w:rPr>
+  </w:style>
+  <w:style w:type="paragraph" w:customStyle="1" w:styleId="E655D71648724870A5D1E06F6978A358">
+    <w:name w:val="E655D71648724870A5D1E06F6978A358"/>
+    <w:rsid w:val="003D65AC"/>
+  </w:style>
+  <w:style w:type="paragraph" w:customStyle="1" w:styleId="3AE4B9CE35CF4471953F593E51DAA497">
+    <w:name w:val="3AE4B9CE35CF4471953F593E51DAA497"/>
+    <w:rsid w:val="003D65AC"/>
+  </w:style>
+  <w:style w:type="paragraph" w:customStyle="1" w:styleId="C6DC503CE11A4B0F9E030BB1572CE4F4">
+    <w:name w:val="C6DC503CE11A4B0F9E030BB1572CE4F4"/>
+    <w:rsid w:val="003D65AC"/>
+  </w:style>
+  <w:style w:type="paragraph" w:customStyle="1" w:styleId="A3390CA4951E42F0A85E30592FE3C4D8">
+    <w:name w:val="A3390CA4951E42F0A85E30592FE3C4D8"/>
+    <w:rsid w:val="003D65AC"/>
   </w:style>
 </w:styles>
 </file>
